--- a/sem3/Annexe3-_Serialisation.docx
+++ b/sem3/Annexe3-_Serialisation.docx
@@ -1772,15 +1772,32 @@
           <w:placeholder>
             <w:docPart w:val="DefaultPlaceholder_-1854013440"/>
           </w:placeholder>
-          <w:showingPlcHdr/>
         </w:sdtPr>
         <w:sdtContent>
           <w:r>
-            <w:rPr>
-              <w:rStyle w:val="Textedelespacerserv"/>
-            </w:rPr>
-            <w:t>Cliquez ou appuyez ici pour entrer du texte.</w:t>
+            <w:t xml:space="preserve">DANS la </w:t>
           </w:r>
+          <w:proofErr w:type="spellStart"/>
+          <w:r>
+            <w:t>methode</w:t>
+          </w:r>
+          <w:proofErr w:type="spellEnd"/>
+          <w:r>
+            <w:t xml:space="preserve"> </w:t>
+          </w:r>
+          <w:proofErr w:type="spellStart"/>
+          <w:r>
+            <w:t>on</w:t>
+          </w:r>
+          <w:proofErr w:type="spellEnd"/>
+          <w:r>
+            <w:t xml:space="preserve"> stop </w:t>
+          </w:r>
+          <w:proofErr w:type="spellStart"/>
+          <w:r>
+            <w:t>dajouterActivity</w:t>
+          </w:r>
+          <w:proofErr w:type="spellEnd"/>
         </w:sdtContent>
       </w:sdt>
     </w:p>
@@ -1815,7 +1832,6 @@
         <w:placeholder>
           <w:docPart w:val="DefaultPlaceholder_-1854013440"/>
         </w:placeholder>
-        <w:showingPlcHdr/>
       </w:sdtPr>
       <w:sdtContent>
         <w:p>
@@ -1823,11 +1839,21 @@
             <w:pStyle w:val="Paragraphedeliste"/>
           </w:pPr>
           <w:r>
-            <w:rPr>
-              <w:rStyle w:val="Textedelespacerserv"/>
-            </w:rPr>
-            <w:t>Cliquez ou appuyez ici pour entrer du texte.</w:t>
+            <w:t xml:space="preserve">Dans le </w:t>
           </w:r>
+          <w:proofErr w:type="spellStart"/>
+          <w:r>
+            <w:t>oncreate</w:t>
+          </w:r>
+          <w:proofErr w:type="spellEnd"/>
+          <w:r>
+            <w:t xml:space="preserve"> de </w:t>
+          </w:r>
+          <w:proofErr w:type="spellStart"/>
+          <w:r>
+            <w:t>mainActivity</w:t>
+          </w:r>
+          <w:proofErr w:type="spellEnd"/>
         </w:p>
       </w:sdtContent>
     </w:sdt>
@@ -7742,6 +7768,7 @@
   <w:style w:type="character" w:default="1" w:styleId="Policepardfaut">
     <w:name w:val="Default Paragraph Font"/>
     <w:uiPriority w:val="1"/>
+    <w:semiHidden/>
     <w:unhideWhenUsed/>
   </w:style>
   <w:style w:type="table" w:default="1" w:styleId="TableauNormal">
@@ -8076,10 +8103,10 @@
     <w:sig w:usb0="E4002EFF" w:usb1="C200247B" w:usb2="00000009" w:usb3="00000000" w:csb0="000001FF" w:csb1="00000000"/>
   </w:font>
   <w:font w:name="Aptos">
-    <w:altName w:val="Calibri"/>
     <w:charset w:val="00"/>
-    <w:family w:val="roman"/>
-    <w:pitch w:val="default"/>
+    <w:family w:val="swiss"/>
+    <w:pitch w:val="variable"/>
+    <w:sig w:usb0="20000287" w:usb1="00000003" w:usb2="00000000" w:usb3="00000000" w:csb0="0000019F" w:csb1="00000000"/>
   </w:font>
   <w:font w:name="Aptos Display">
     <w:charset w:val="00"/>
@@ -8114,6 +8141,7 @@
     <w:rsid w:val="00323C23"/>
     <w:rsid w:val="0036746C"/>
     <w:rsid w:val="004508F7"/>
+    <w:rsid w:val="004A337E"/>
     <w:rsid w:val="005D30BE"/>
     <w:rsid w:val="005D504E"/>
     <w:rsid w:val="00641B5D"/>
@@ -8121,6 +8149,7 @@
     <w:rsid w:val="00703373"/>
     <w:rsid w:val="007932C0"/>
     <w:rsid w:val="007D3B09"/>
+    <w:rsid w:val="00830939"/>
     <w:rsid w:val="008959CB"/>
     <w:rsid w:val="008D485B"/>
     <w:rsid w:val="00A40093"/>
